--- a/artifacts/bids/2026-02-11/zayavka_2026-02-11.docx
+++ b/artifacts/bids/2026-02-11/zayavka_2026-02-11.docx
@@ -254,7 +254,7 @@
               <w:jc w:val="right"/>
             </w:pPr>
             <w:r>
-              <w:t>4,805</w:t>
+              <w:t>4,801</w:t>
             </w:r>
           </w:p>
         </w:tc>
@@ -277,7 +277,7 @@
               <w:jc w:val="right"/>
             </w:pPr>
             <w:r>
-              <w:t>1,532</w:t>
+              <w:t>1,452</w:t>
             </w:r>
           </w:p>
         </w:tc>
@@ -302,7 +302,7 @@
               <w:jc w:val="right"/>
             </w:pPr>
             <w:r>
-              <w:t>4,816</w:t>
+              <w:t>4,820</w:t>
             </w:r>
           </w:p>
         </w:tc>
@@ -325,7 +325,7 @@
               <w:jc w:val="right"/>
             </w:pPr>
             <w:r>
-              <w:t>2,006</w:t>
+              <w:t>1,959</w:t>
             </w:r>
           </w:p>
         </w:tc>
@@ -350,7 +350,7 @@
               <w:jc w:val="right"/>
             </w:pPr>
             <w:r>
-              <w:t>4,760</w:t>
+              <w:t>4,763</w:t>
             </w:r>
           </w:p>
         </w:tc>
@@ -373,7 +373,7 @@
               <w:jc w:val="right"/>
             </w:pPr>
             <w:r>
-              <w:t>1,625</w:t>
+              <w:t>1,593</w:t>
             </w:r>
           </w:p>
         </w:tc>
@@ -398,7 +398,7 @@
               <w:jc w:val="right"/>
             </w:pPr>
             <w:r>
-              <w:t>4,077</w:t>
+              <w:t>4,051</w:t>
             </w:r>
           </w:p>
         </w:tc>
@@ -421,7 +421,7 @@
               <w:jc w:val="right"/>
             </w:pPr>
             <w:r>
-              <w:t>3,053</w:t>
+              <w:t>3,080</w:t>
             </w:r>
           </w:p>
         </w:tc>
@@ -446,7 +446,7 @@
               <w:jc w:val="right"/>
             </w:pPr>
             <w:r>
-              <w:t>3,167</w:t>
+              <w:t>3,093</w:t>
             </w:r>
           </w:p>
         </w:tc>
@@ -469,7 +469,7 @@
               <w:jc w:val="right"/>
             </w:pPr>
             <w:r>
-              <w:t>3,588</w:t>
+              <w:t>3,553</w:t>
             </w:r>
           </w:p>
         </w:tc>
@@ -494,7 +494,7 @@
               <w:jc w:val="right"/>
             </w:pPr>
             <w:r>
-              <w:t>1,805</w:t>
+              <w:t>1,766</w:t>
             </w:r>
           </w:p>
         </w:tc>
@@ -517,7 +517,7 @@
               <w:jc w:val="right"/>
             </w:pPr>
             <w:r>
-              <w:t>4,688</w:t>
+              <w:t>4,687</w:t>
             </w:r>
           </w:p>
         </w:tc>
@@ -542,7 +542,7 @@
               <w:jc w:val="right"/>
             </w:pPr>
             <w:r>
-              <w:t>0,327</w:t>
+              <w:t>0,359</w:t>
             </w:r>
           </w:p>
         </w:tc>
@@ -565,7 +565,7 @@
               <w:jc w:val="right"/>
             </w:pPr>
             <w:r>
-              <w:t>4,909</w:t>
+              <w:t>4,906</w:t>
             </w:r>
           </w:p>
         </w:tc>
@@ -590,7 +590,7 @@
               <w:jc w:val="right"/>
             </w:pPr>
             <w:r>
-              <w:t>0,231</w:t>
+              <w:t>0,223</w:t>
             </w:r>
           </w:p>
         </w:tc>
@@ -613,7 +613,7 @@
               <w:jc w:val="right"/>
             </w:pPr>
             <w:r>
-              <w:t>4,856</w:t>
+              <w:t>4,854</w:t>
             </w:r>
           </w:p>
         </w:tc>
@@ -638,7 +638,7 @@
               <w:jc w:val="right"/>
             </w:pPr>
             <w:r>
-              <w:t>0,156</w:t>
+              <w:t>0,157</w:t>
             </w:r>
           </w:p>
         </w:tc>
@@ -686,7 +686,7 @@
               <w:jc w:val="right"/>
             </w:pPr>
             <w:r>
-              <w:t>0,155</w:t>
+              <w:t>0,158</w:t>
             </w:r>
           </w:p>
         </w:tc>
@@ -709,7 +709,7 @@
               <w:jc w:val="right"/>
             </w:pPr>
             <w:r>
-              <w:t>4,839</w:t>
+              <w:t>4,842</w:t>
             </w:r>
           </w:p>
         </w:tc>
@@ -734,7 +734,7 @@
               <w:jc w:val="right"/>
             </w:pPr>
             <w:r>
-              <w:t>0,233</w:t>
+              <w:t>0,227</w:t>
             </w:r>
           </w:p>
         </w:tc>
@@ -757,7 +757,7 @@
               <w:jc w:val="right"/>
             </w:pPr>
             <w:r>
-              <w:t>4,635</w:t>
+              <w:t>4,610</w:t>
             </w:r>
           </w:p>
         </w:tc>
@@ -782,7 +782,7 @@
               <w:jc w:val="right"/>
             </w:pPr>
             <w:r>
-              <w:t>0,928</w:t>
+              <w:t>0,911</w:t>
             </w:r>
           </w:p>
         </w:tc>
@@ -805,7 +805,7 @@
               <w:jc w:val="right"/>
             </w:pPr>
             <w:r>
-              <w:t>4,276</w:t>
+              <w:t>4,284</w:t>
             </w:r>
           </w:p>
         </w:tc>
@@ -821,7 +821,7 @@
         <w:rPr>
           <w:b/>
         </w:rPr>
-        <w:t>Итого за сутки: 70,356 МВт·ч.</w:t>
+        <w:t>Итого за сутки: 70,038 МВт·ч.</w:t>
       </w:r>
     </w:p>
     <w:p>
@@ -834,7 +834,7 @@
     </w:p>
     <w:p>
       <w:r>
-        <w:t>Прогноз 3039bcc2de56, сформирован 10.02.2026 05:00 (Астана); модель windcast-0.1.0-cascade+direct; погода: Open-Meteo Previous Runs: ECMWF IFS, ECMWF AIFS, ICON, GFS, UKMO, GEM, CMA, выпуск 2026-02-09 18:00:00 UTC.</w:t>
+        <w:t>Прогноз 4845bdb3bda6, сформирован 10.02.2026 05:00 (Астана); модель windcast-0.1.0-cascade+direct; погода: Open-Meteo Previous Runs: ECMWF IFS, ECMWF AIFS, ICON, GFS, UKMO, GEM, CMA, выпуск 2026-02-09 18:00:00 UTC.</w:t>
       </w:r>
     </w:p>
     <w:tbl>
@@ -940,7 +940,7 @@
           </w:tcPr>
           <w:p>
             <w:r>
-              <w:t>4,151</w:t>
+              <w:t>4,146</w:t>
             </w:r>
           </w:p>
         </w:tc>
@@ -950,7 +950,7 @@
           </w:tcPr>
           <w:p>
             <w:r>
-              <w:t>4,805</w:t>
+              <w:t>4,801</w:t>
             </w:r>
           </w:p>
         </w:tc>
@@ -960,7 +960,7 @@
           </w:tcPr>
           <w:p>
             <w:r>
-              <w:t>4,988</w:t>
+              <w:t>4,986</w:t>
             </w:r>
           </w:p>
         </w:tc>
@@ -1002,7 +1002,7 @@
           </w:tcPr>
           <w:p>
             <w:r>
-              <w:t>3,329</w:t>
+              <w:t>3,331</w:t>
             </w:r>
           </w:p>
         </w:tc>
@@ -1012,7 +1012,7 @@
           </w:tcPr>
           <w:p>
             <w:r>
-              <w:t>4,816</w:t>
+              <w:t>4,820</w:t>
             </w:r>
           </w:p>
         </w:tc>
@@ -1022,7 +1022,7 @@
           </w:tcPr>
           <w:p>
             <w:r>
-              <w:t>4,988</w:t>
+              <w:t>4,989</w:t>
             </w:r>
           </w:p>
         </w:tc>
@@ -1032,7 +1032,7 @@
           </w:tcPr>
           <w:p>
             <w:r>
-              <w:t>12.0</w:t>
+              <w:t>11.9</w:t>
             </w:r>
           </w:p>
         </w:tc>
@@ -1064,7 +1064,7 @@
           </w:tcPr>
           <w:p>
             <w:r>
-              <w:t>2,389</w:t>
+              <w:t>2,517</w:t>
             </w:r>
           </w:p>
         </w:tc>
@@ -1074,7 +1074,7 @@
           </w:tcPr>
           <w:p>
             <w:r>
-              <w:t>4,760</w:t>
+              <w:t>4,763</w:t>
             </w:r>
           </w:p>
         </w:tc>
@@ -1084,7 +1084,7 @@
           </w:tcPr>
           <w:p>
             <w:r>
-              <w:t>4,989</w:t>
+              <w:t>4,984</w:t>
             </w:r>
           </w:p>
         </w:tc>
@@ -1094,7 +1094,7 @@
           </w:tcPr>
           <w:p>
             <w:r>
-              <w:t>11.4</w:t>
+              <w:t>11.5</w:t>
             </w:r>
           </w:p>
         </w:tc>
@@ -1126,7 +1126,7 @@
           </w:tcPr>
           <w:p>
             <w:r>
-              <w:t>0,931</w:t>
+              <w:t>0,941</w:t>
             </w:r>
           </w:p>
         </w:tc>
@@ -1136,7 +1136,7 @@
           </w:tcPr>
           <w:p>
             <w:r>
-              <w:t>4,077</w:t>
+              <w:t>4,051</w:t>
             </w:r>
           </w:p>
         </w:tc>
@@ -1146,7 +1146,7 @@
           </w:tcPr>
           <w:p>
             <w:r>
-              <w:t>4,974</w:t>
+              <w:t>4,970</w:t>
             </w:r>
           </w:p>
         </w:tc>
@@ -1156,7 +1156,7 @@
           </w:tcPr>
           <w:p>
             <w:r>
-              <w:t>9.9</w:t>
+              <w:t>9.8</w:t>
             </w:r>
           </w:p>
         </w:tc>
@@ -1188,7 +1188,7 @@
           </w:tcPr>
           <w:p>
             <w:r>
-              <w:t>0,306</w:t>
+              <w:t>0,320</w:t>
             </w:r>
           </w:p>
         </w:tc>
@@ -1198,7 +1198,7 @@
           </w:tcPr>
           <w:p>
             <w:r>
-              <w:t>3,167</w:t>
+              <w:t>3,093</w:t>
             </w:r>
           </w:p>
         </w:tc>
@@ -1208,7 +1208,7 @@
           </w:tcPr>
           <w:p>
             <w:r>
-              <w:t>4,951</w:t>
+              <w:t>4,960</w:t>
             </w:r>
           </w:p>
         </w:tc>
@@ -1260,7 +1260,7 @@
           </w:tcPr>
           <w:p>
             <w:r>
-              <w:t>1,805</w:t>
+              <w:t>1,766</w:t>
             </w:r>
           </w:p>
         </w:tc>
@@ -1270,7 +1270,7 @@
           </w:tcPr>
           <w:p>
             <w:r>
-              <w:t>4,610</w:t>
+              <w:t>4,655</w:t>
             </w:r>
           </w:p>
         </w:tc>
@@ -1280,7 +1280,7 @@
           </w:tcPr>
           <w:p>
             <w:r>
-              <w:t>7.1</w:t>
+              <w:t>7.0</w:t>
             </w:r>
           </w:p>
         </w:tc>
@@ -1312,7 +1312,7 @@
           </w:tcPr>
           <w:p>
             <w:r>
-              <w:t>0,002</w:t>
+              <w:t>0,003</w:t>
             </w:r>
           </w:p>
         </w:tc>
@@ -1322,7 +1322,7 @@
           </w:tcPr>
           <w:p>
             <w:r>
-              <w:t>0,327</w:t>
+              <w:t>0,359</w:t>
             </w:r>
           </w:p>
         </w:tc>
@@ -1332,7 +1332,7 @@
           </w:tcPr>
           <w:p>
             <w:r>
-              <w:t>2,880</w:t>
+              <w:t>2,860</w:t>
             </w:r>
           </w:p>
         </w:tc>
@@ -1374,7 +1374,7 @@
           </w:tcPr>
           <w:p>
             <w:r>
-              <w:t>0,003</w:t>
+              <w:t>0,005</w:t>
             </w:r>
           </w:p>
         </w:tc>
@@ -1384,7 +1384,7 @@
           </w:tcPr>
           <w:p>
             <w:r>
-              <w:t>0,231</w:t>
+              <w:t>0,223</w:t>
             </w:r>
           </w:p>
         </w:tc>
@@ -1394,7 +1394,7 @@
           </w:tcPr>
           <w:p>
             <w:r>
-              <w:t>2,094</w:t>
+              <w:t>2,097</w:t>
             </w:r>
           </w:p>
         </w:tc>
@@ -1436,7 +1436,7 @@
           </w:tcPr>
           <w:p>
             <w:r>
-              <w:t>0,004</w:t>
+              <w:t>0,003</w:t>
             </w:r>
           </w:p>
         </w:tc>
@@ -1446,7 +1446,7 @@
           </w:tcPr>
           <w:p>
             <w:r>
-              <w:t>0,156</w:t>
+              <w:t>0,157</w:t>
             </w:r>
           </w:p>
         </w:tc>
@@ -1456,7 +1456,7 @@
           </w:tcPr>
           <w:p>
             <w:r>
-              <w:t>1,162</w:t>
+              <w:t>1,132</w:t>
             </w:r>
           </w:p>
         </w:tc>
@@ -1508,7 +1508,7 @@
           </w:tcPr>
           <w:p>
             <w:r>
-              <w:t>0,155</w:t>
+              <w:t>0,158</w:t>
             </w:r>
           </w:p>
         </w:tc>
@@ -1518,7 +1518,7 @@
           </w:tcPr>
           <w:p>
             <w:r>
-              <w:t>1,334</w:t>
+              <w:t>1,326</w:t>
             </w:r>
           </w:p>
         </w:tc>
@@ -1528,7 +1528,7 @@
           </w:tcPr>
           <w:p>
             <w:r>
-              <w:t>3.5</w:t>
+              <w:t>3.6</w:t>
             </w:r>
           </w:p>
         </w:tc>
@@ -1570,7 +1570,7 @@
           </w:tcPr>
           <w:p>
             <w:r>
-              <w:t>0,233</w:t>
+              <w:t>0,227</w:t>
             </w:r>
           </w:p>
         </w:tc>
@@ -1580,7 +1580,7 @@
           </w:tcPr>
           <w:p>
             <w:r>
-              <w:t>1,834</w:t>
+              <w:t>1,845</w:t>
             </w:r>
           </w:p>
         </w:tc>
@@ -1622,7 +1622,7 @@
           </w:tcPr>
           <w:p>
             <w:r>
-              <w:t>0,039</w:t>
+              <w:t>0,037</w:t>
             </w:r>
           </w:p>
         </w:tc>
@@ -1632,7 +1632,7 @@
           </w:tcPr>
           <w:p>
             <w:r>
-              <w:t>0,928</w:t>
+              <w:t>0,911</w:t>
             </w:r>
           </w:p>
         </w:tc>
@@ -1642,7 +1642,7 @@
           </w:tcPr>
           <w:p>
             <w:r>
-              <w:t>4,156</w:t>
+              <w:t>4,199</w:t>
             </w:r>
           </w:p>
         </w:tc>
@@ -1652,7 +1652,7 @@
           </w:tcPr>
           <w:p>
             <w:r>
-              <w:t>5.4</w:t>
+              <w:t>5.3</w:t>
             </w:r>
           </w:p>
         </w:tc>
@@ -1684,7 +1684,7 @@
           </w:tcPr>
           <w:p>
             <w:r>
-              <w:t>0,081</w:t>
+              <w:t>0,084</w:t>
             </w:r>
           </w:p>
         </w:tc>
@@ -1694,7 +1694,7 @@
           </w:tcPr>
           <w:p>
             <w:r>
-              <w:t>1,532</w:t>
+              <w:t>1,452</w:t>
             </w:r>
           </w:p>
         </w:tc>
@@ -1704,7 +1704,7 @@
           </w:tcPr>
           <w:p>
             <w:r>
-              <w:t>4,715</w:t>
+              <w:t>4,721</w:t>
             </w:r>
           </w:p>
         </w:tc>
@@ -1714,7 +1714,7 @@
           </w:tcPr>
           <w:p>
             <w:r>
-              <w:t>6.4</w:t>
+              <w:t>6.2</w:t>
             </w:r>
           </w:p>
         </w:tc>
@@ -1746,7 +1746,7 @@
           </w:tcPr>
           <w:p>
             <w:r>
-              <w:t>0,091</w:t>
+              <w:t>0,090</w:t>
             </w:r>
           </w:p>
         </w:tc>
@@ -1756,7 +1756,7 @@
           </w:tcPr>
           <w:p>
             <w:r>
-              <w:t>2,006</w:t>
+              <w:t>1,959</w:t>
             </w:r>
           </w:p>
         </w:tc>
@@ -1766,7 +1766,7 @@
           </w:tcPr>
           <w:p>
             <w:r>
-              <w:t>4,764</w:t>
+              <w:t>4,724</w:t>
             </w:r>
           </w:p>
         </w:tc>
@@ -1776,7 +1776,7 @@
           </w:tcPr>
           <w:p>
             <w:r>
-              <w:t>7.2</w:t>
+              <w:t>7.0</w:t>
             </w:r>
           </w:p>
         </w:tc>
@@ -1808,7 +1808,7 @@
           </w:tcPr>
           <w:p>
             <w:r>
-              <w:t>0,077</w:t>
+              <w:t>0,078</w:t>
             </w:r>
           </w:p>
         </w:tc>
@@ -1818,7 +1818,7 @@
           </w:tcPr>
           <w:p>
             <w:r>
-              <w:t>1,625</w:t>
+              <w:t>1,593</w:t>
             </w:r>
           </w:p>
         </w:tc>
@@ -1828,7 +1828,7 @@
           </w:tcPr>
           <w:p>
             <w:r>
-              <w:t>4,619</w:t>
+              <w:t>4,593</w:t>
             </w:r>
           </w:p>
         </w:tc>
@@ -1838,7 +1838,7 @@
           </w:tcPr>
           <w:p>
             <w:r>
-              <w:t>7.0</w:t>
+              <w:t>6.9</w:t>
             </w:r>
           </w:p>
         </w:tc>
@@ -1870,7 +1870,7 @@
           </w:tcPr>
           <w:p>
             <w:r>
-              <w:t>0,653</w:t>
+              <w:t>0,667</w:t>
             </w:r>
           </w:p>
         </w:tc>
@@ -1880,7 +1880,7 @@
           </w:tcPr>
           <w:p>
             <w:r>
-              <w:t>3,053</w:t>
+              <w:t>3,080</w:t>
             </w:r>
           </w:p>
         </w:tc>
@@ -1890,7 +1890,7 @@
           </w:tcPr>
           <w:p>
             <w:r>
-              <w:t>4,612</w:t>
+              <w:t>4,647</w:t>
             </w:r>
           </w:p>
         </w:tc>
@@ -1932,7 +1932,7 @@
           </w:tcPr>
           <w:p>
             <w:r>
-              <w:t>0,650</w:t>
+              <w:t>0,652</w:t>
             </w:r>
           </w:p>
         </w:tc>
@@ -1942,7 +1942,7 @@
           </w:tcPr>
           <w:p>
             <w:r>
-              <w:t>3,588</w:t>
+              <w:t>3,553</w:t>
             </w:r>
           </w:p>
         </w:tc>
@@ -1994,7 +1994,7 @@
           </w:tcPr>
           <w:p>
             <w:r>
-              <w:t>3,177</w:t>
+              <w:t>3,224</w:t>
             </w:r>
           </w:p>
         </w:tc>
@@ -2004,7 +2004,7 @@
           </w:tcPr>
           <w:p>
             <w:r>
-              <w:t>4,688</w:t>
+              <w:t>4,687</w:t>
             </w:r>
           </w:p>
         </w:tc>
@@ -2024,7 +2024,7 @@
           </w:tcPr>
           <w:p>
             <w:r>
-              <w:t>11.2</w:t>
+              <w:t>11.1</w:t>
             </w:r>
           </w:p>
         </w:tc>
@@ -2056,7 +2056,7 @@
           </w:tcPr>
           <w:p>
             <w:r>
-              <w:t>4,239</w:t>
+              <w:t>4,140</w:t>
             </w:r>
           </w:p>
         </w:tc>
@@ -2066,7 +2066,7 @@
           </w:tcPr>
           <w:p>
             <w:r>
-              <w:t>4,909</w:t>
+              <w:t>4,906</w:t>
             </w:r>
           </w:p>
         </w:tc>
@@ -2076,7 +2076,7 @@
           </w:tcPr>
           <w:p>
             <w:r>
-              <w:t>4,998</w:t>
+              <w:t>4,999</w:t>
             </w:r>
           </w:p>
         </w:tc>
@@ -2086,7 +2086,7 @@
           </w:tcPr>
           <w:p>
             <w:r>
-              <w:t>12.1</w:t>
+              <w:t>11.9</w:t>
             </w:r>
           </w:p>
         </w:tc>
@@ -2118,7 +2118,7 @@
           </w:tcPr>
           <w:p>
             <w:r>
-              <w:t>4,382</w:t>
+              <w:t>4,391</w:t>
             </w:r>
           </w:p>
         </w:tc>
@@ -2128,7 +2128,7 @@
           </w:tcPr>
           <w:p>
             <w:r>
-              <w:t>4,856</w:t>
+              <w:t>4,854</w:t>
             </w:r>
           </w:p>
         </w:tc>
@@ -2138,7 +2138,7 @@
           </w:tcPr>
           <w:p>
             <w:r>
-              <w:t>4,988</w:t>
+              <w:t>4,992</w:t>
             </w:r>
           </w:p>
         </w:tc>
@@ -2148,7 +2148,7 @@
           </w:tcPr>
           <w:p>
             <w:r>
-              <w:t>12.2</w:t>
+              <w:t>12.1</w:t>
             </w:r>
           </w:p>
         </w:tc>
@@ -2180,7 +2180,7 @@
           </w:tcPr>
           <w:p>
             <w:r>
-              <w:t>4,615</w:t>
+              <w:t>4,625</w:t>
             </w:r>
           </w:p>
         </w:tc>
@@ -2200,7 +2200,7 @@
           </w:tcPr>
           <w:p>
             <w:r>
-              <w:t>4,993</w:t>
+              <w:t>4,989</w:t>
             </w:r>
           </w:p>
         </w:tc>
@@ -2210,7 +2210,7 @@
           </w:tcPr>
           <w:p>
             <w:r>
-              <w:t>12.4</w:t>
+              <w:t>12.3</w:t>
             </w:r>
           </w:p>
         </w:tc>
@@ -2242,7 +2242,7 @@
           </w:tcPr>
           <w:p>
             <w:r>
-              <w:t>4,124</w:t>
+              <w:t>4,129</w:t>
             </w:r>
           </w:p>
         </w:tc>
@@ -2252,7 +2252,7 @@
           </w:tcPr>
           <w:p>
             <w:r>
-              <w:t>4,839</w:t>
+              <w:t>4,842</w:t>
             </w:r>
           </w:p>
         </w:tc>
@@ -2262,7 +2262,7 @@
           </w:tcPr>
           <w:p>
             <w:r>
-              <w:t>4,991</w:t>
+              <w:t>4,992</w:t>
             </w:r>
           </w:p>
         </w:tc>
@@ -2304,7 +2304,7 @@
           </w:tcPr>
           <w:p>
             <w:r>
-              <w:t>3,593</w:t>
+              <w:t>3,567</w:t>
             </w:r>
           </w:p>
         </w:tc>
@@ -2314,7 +2314,7 @@
           </w:tcPr>
           <w:p>
             <w:r>
-              <w:t>4,635</w:t>
+              <w:t>4,610</w:t>
             </w:r>
           </w:p>
         </w:tc>
@@ -2324,7 +2324,7 @@
           </w:tcPr>
           <w:p>
             <w:r>
-              <w:t>4,986</w:t>
+              <w:t>4,987</w:t>
             </w:r>
           </w:p>
         </w:tc>
@@ -2334,7 +2334,7 @@
           </w:tcPr>
           <w:p>
             <w:r>
-              <w:t>10.9</w:t>
+              <w:t>10.8</w:t>
             </w:r>
           </w:p>
         </w:tc>
@@ -2366,7 +2366,7 @@
           </w:tcPr>
           <w:p>
             <w:r>
-              <w:t>2,714</w:t>
+              <w:t>2,683</w:t>
             </w:r>
           </w:p>
         </w:tc>
@@ -2376,7 +2376,7 @@
           </w:tcPr>
           <w:p>
             <w:r>
-              <w:t>4,276</w:t>
+              <w:t>4,284</w:t>
             </w:r>
           </w:p>
         </w:tc>
@@ -2386,7 +2386,7 @@
           </w:tcPr>
           <w:p>
             <w:r>
-              <w:t>4,982</w:t>
+              <w:t>4,983</w:t>
             </w:r>
           </w:p>
         </w:tc>
@@ -2431,7 +2431,7 @@
         <w:pStyle w:val="ListBullet"/>
       </w:pPr>
       <w:r>
-        <w:t>резкий спад на 3.75 МВт за 3 ч к 06:00</w:t>
+        <w:t>резкий спад на 3.69 МВт за 3 ч к 06:00</w:t>
       </w:r>
     </w:p>
     <w:p>
@@ -2439,7 +2439,7 @@
         <w:pStyle w:val="ListBullet"/>
       </w:pPr>
       <w:r>
-        <w:t>резкий рост на 1.77 МВт за 3 ч к 13:00</w:t>
+        <w:t>резкий рост на 1.73 МВт за 3 ч к 13:00</w:t>
       </w:r>
     </w:p>
     <w:p>
@@ -2447,7 +2447,7 @@
         <w:pStyle w:val="ListBullet"/>
       </w:pPr>
       <w:r>
-        <w:t>резкий рост на 3.06 МВт за 3 ч к 17:00</w:t>
+        <w:t>резкий рост на 3.09 МВт за 3 ч к 17:00</w:t>
       </w:r>
     </w:p>
     <w:p>
@@ -2564,68 +2564,6 @@
           </w:tcPr>
           <w:p>
             <w:r>
-              <w:t>05:00</w:t>
-            </w:r>
-          </w:p>
-        </w:tc>
-        <w:tc>
-          <w:tcPr>
-            <w:tcW w:type="dxa" w:w="1440"/>
-          </w:tcPr>
-          <w:p>
-            <w:r>
-              <w:t>вниз</w:t>
-            </w:r>
-          </w:p>
-        </w:tc>
-        <w:tc>
-          <w:tcPr>
-            <w:tcW w:type="dxa" w:w="1440"/>
-          </w:tcPr>
-          <w:p>
-            <w:r>
-              <w:t>0,586</w:t>
-            </w:r>
-          </w:p>
-        </w:tc>
-        <w:tc>
-          <w:tcPr>
-            <w:tcW w:type="dxa" w:w="1440"/>
-          </w:tcPr>
-          <w:p>
-            <w:r>
-              <w:t>3,167 → 2,581</w:t>
-            </w:r>
-          </w:p>
-        </w:tc>
-        <w:tc>
-          <w:tcPr>
-            <w:tcW w:type="dxa" w:w="1440"/>
-          </w:tcPr>
-          <w:p>
-            <w:r>
-              <w:t>11.02 02:00</w:t>
-            </w:r>
-          </w:p>
-        </w:tc>
-      </w:tr>
-      <w:tr>
-        <w:tc>
-          <w:tcPr>
-            <w:tcW w:type="dxa" w:w="1440"/>
-          </w:tcPr>
-          <w:p>
-            <w:r>
-              <w:t>10.02 23:00</w:t>
-            </w:r>
-          </w:p>
-        </w:tc>
-        <w:tc>
-          <w:tcPr>
-            <w:tcW w:type="dxa" w:w="1440"/>
-          </w:tcPr>
-          <w:p>
-            <w:r>
               <w:t>14:00</w:t>
             </w:r>
           </w:p>
@@ -2646,7 +2584,7 @@
           </w:tcPr>
           <w:p>
             <w:r>
-              <w:t>1,109</w:t>
+              <w:t>1,213</w:t>
             </w:r>
           </w:p>
         </w:tc>
@@ -2656,7 +2594,7 @@
           </w:tcPr>
           <w:p>
             <w:r>
-              <w:t>2,006 → 0,897</w:t>
+              <w:t>1,959 → 0,746</w:t>
             </w:r>
           </w:p>
         </w:tc>
@@ -2708,7 +2646,7 @@
           </w:tcPr>
           <w:p>
             <w:r>
-              <w:t>0,927</w:t>
+              <w:t>0,831</w:t>
             </w:r>
           </w:p>
         </w:tc>
@@ -2718,7 +2656,7 @@
           </w:tcPr>
           <w:p>
             <w:r>
-              <w:t>1,625 → 0,698</w:t>
+              <w:t>1,593 → 0,762</w:t>
             </w:r>
           </w:p>
         </w:tc>
@@ -2770,7 +2708,7 @@
           </w:tcPr>
           <w:p>
             <w:r>
-              <w:t>1,183</w:t>
+              <w:t>1,231</w:t>
             </w:r>
           </w:p>
         </w:tc>
@@ -2780,7 +2718,7 @@
           </w:tcPr>
           <w:p>
             <w:r>
-              <w:t>3,053 → 1,870</w:t>
+              <w:t>3,080 → 1,849</w:t>
             </w:r>
           </w:p>
         </w:tc>
@@ -2832,7 +2770,7 @@
           </w:tcPr>
           <w:p>
             <w:r>
-              <w:t>0,609</w:t>
+              <w:t>0,563</w:t>
             </w:r>
           </w:p>
         </w:tc>
@@ -2842,7 +2780,7 @@
           </w:tcPr>
           <w:p>
             <w:r>
-              <w:t>0,928 → 1,537</w:t>
+              <w:t>0,911 → 1,474</w:t>
             </w:r>
           </w:p>
         </w:tc>
@@ -2853,68 +2791,6 @@
           <w:p>
             <w:r>
               <w:t>11.02 09:00</w:t>
-            </w:r>
-          </w:p>
-        </w:tc>
-      </w:tr>
-      <w:tr>
-        <w:tc>
-          <w:tcPr>
-            <w:tcW w:type="dxa" w:w="1440"/>
-          </w:tcPr>
-          <w:p>
-            <w:r>
-              <w:t>11.02 05:00</w:t>
-            </w:r>
-          </w:p>
-        </w:tc>
-        <w:tc>
-          <w:tcPr>
-            <w:tcW w:type="dxa" w:w="1440"/>
-          </w:tcPr>
-          <w:p>
-            <w:r>
-              <w:t>17:00</w:t>
-            </w:r>
-          </w:p>
-        </w:tc>
-        <w:tc>
-          <w:tcPr>
-            <w:tcW w:type="dxa" w:w="1440"/>
-          </w:tcPr>
-          <w:p>
-            <w:r>
-              <w:t>вниз</w:t>
-            </w:r>
-          </w:p>
-        </w:tc>
-        <w:tc>
-          <w:tcPr>
-            <w:tcW w:type="dxa" w:w="1440"/>
-          </w:tcPr>
-          <w:p>
-            <w:r>
-              <w:t>0,539</w:t>
-            </w:r>
-          </w:p>
-        </w:tc>
-        <w:tc>
-          <w:tcPr>
-            <w:tcW w:type="dxa" w:w="1440"/>
-          </w:tcPr>
-          <w:p>
-            <w:r>
-              <w:t>3,588 → 3,049</w:t>
-            </w:r>
-          </w:p>
-        </w:tc>
-        <w:tc>
-          <w:tcPr>
-            <w:tcW w:type="dxa" w:w="1440"/>
-          </w:tcPr>
-          <w:p>
-            <w:r>
-              <w:t>11.02 14:00</w:t>
             </w:r>
           </w:p>
         </w:tc>
@@ -2956,7 +2832,7 @@
           </w:tcPr>
           <w:p>
             <w:r>
-              <w:t>0,520</w:t>
+              <w:t>0,521</w:t>
             </w:r>
           </w:p>
         </w:tc>
@@ -2966,7 +2842,7 @@
           </w:tcPr>
           <w:p>
             <w:r>
-              <w:t>4,276 → 3,756</w:t>
+              <w:t>4,284 → 3,763</w:t>
             </w:r>
           </w:p>
         </w:tc>

--- a/artifacts/bids/2026-02-11/zayavka_2026-02-11.docx
+++ b/artifacts/bids/2026-02-11/zayavka_2026-02-11.docx
@@ -254,7 +254,7 @@
               <w:jc w:val="right"/>
             </w:pPr>
             <w:r>
-              <w:t>4,801</w:t>
+              <w:t>4,852</w:t>
             </w:r>
           </w:p>
         </w:tc>
@@ -277,7 +277,7 @@
               <w:jc w:val="right"/>
             </w:pPr>
             <w:r>
-              <w:t>1,452</w:t>
+              <w:t>1,459</w:t>
             </w:r>
           </w:p>
         </w:tc>
@@ -302,7 +302,7 @@
               <w:jc w:val="right"/>
             </w:pPr>
             <w:r>
-              <w:t>4,820</w:t>
+              <w:t>4,851</w:t>
             </w:r>
           </w:p>
         </w:tc>
@@ -325,7 +325,7 @@
               <w:jc w:val="right"/>
             </w:pPr>
             <w:r>
-              <w:t>1,959</w:t>
+              <w:t>2,006</w:t>
             </w:r>
           </w:p>
         </w:tc>
@@ -350,7 +350,7 @@
               <w:jc w:val="right"/>
             </w:pPr>
             <w:r>
-              <w:t>4,763</w:t>
+              <w:t>4,813</w:t>
             </w:r>
           </w:p>
         </w:tc>
@@ -373,7 +373,7 @@
               <w:jc w:val="right"/>
             </w:pPr>
             <w:r>
-              <w:t>1,593</w:t>
+              <w:t>1,599</w:t>
             </w:r>
           </w:p>
         </w:tc>
@@ -398,7 +398,7 @@
               <w:jc w:val="right"/>
             </w:pPr>
             <w:r>
-              <w:t>4,051</w:t>
+              <w:t>4,062</w:t>
             </w:r>
           </w:p>
         </w:tc>
@@ -421,7 +421,7 @@
               <w:jc w:val="right"/>
             </w:pPr>
             <w:r>
-              <w:t>3,080</w:t>
+              <w:t>3,205</w:t>
             </w:r>
           </w:p>
         </w:tc>
@@ -446,7 +446,7 @@
               <w:jc w:val="right"/>
             </w:pPr>
             <w:r>
-              <w:t>3,093</w:t>
+              <w:t>3,097</w:t>
             </w:r>
           </w:p>
         </w:tc>
@@ -469,7 +469,7 @@
               <w:jc w:val="right"/>
             </w:pPr>
             <w:r>
-              <w:t>3,553</w:t>
+              <w:t>3,598</w:t>
             </w:r>
           </w:p>
         </w:tc>
@@ -494,7 +494,7 @@
               <w:jc w:val="right"/>
             </w:pPr>
             <w:r>
-              <w:t>1,766</w:t>
+              <w:t>1,682</w:t>
             </w:r>
           </w:p>
         </w:tc>
@@ -517,7 +517,7 @@
               <w:jc w:val="right"/>
             </w:pPr>
             <w:r>
-              <w:t>4,687</w:t>
+              <w:t>4,837</w:t>
             </w:r>
           </w:p>
         </w:tc>
@@ -542,7 +542,7 @@
               <w:jc w:val="right"/>
             </w:pPr>
             <w:r>
-              <w:t>0,359</w:t>
+              <w:t>0,350</w:t>
             </w:r>
           </w:p>
         </w:tc>
@@ -565,7 +565,7 @@
               <w:jc w:val="right"/>
             </w:pPr>
             <w:r>
-              <w:t>4,906</w:t>
+              <w:t>4,903</w:t>
             </w:r>
           </w:p>
         </w:tc>
@@ -590,7 +590,7 @@
               <w:jc w:val="right"/>
             </w:pPr>
             <w:r>
-              <w:t>0,223</w:t>
+              <w:t>0,193</w:t>
             </w:r>
           </w:p>
         </w:tc>
@@ -613,7 +613,7 @@
               <w:jc w:val="right"/>
             </w:pPr>
             <w:r>
-              <w:t>4,854</w:t>
+              <w:t>4,856</w:t>
             </w:r>
           </w:p>
         </w:tc>
@@ -638,7 +638,7 @@
               <w:jc w:val="right"/>
             </w:pPr>
             <w:r>
-              <w:t>0,157</w:t>
+              <w:t>0,138</w:t>
             </w:r>
           </w:p>
         </w:tc>
@@ -661,7 +661,7 @@
               <w:jc w:val="right"/>
             </w:pPr>
             <w:r>
-              <w:t>4,889</w:t>
+              <w:t>4,902</w:t>
             </w:r>
           </w:p>
         </w:tc>
@@ -686,7 +686,7 @@
               <w:jc w:val="right"/>
             </w:pPr>
             <w:r>
-              <w:t>0,158</w:t>
+              <w:t>0,160</w:t>
             </w:r>
           </w:p>
         </w:tc>
@@ -709,7 +709,7 @@
               <w:jc w:val="right"/>
             </w:pPr>
             <w:r>
-              <w:t>4,842</w:t>
+              <w:t>4,888</w:t>
             </w:r>
           </w:p>
         </w:tc>
@@ -757,7 +757,7 @@
               <w:jc w:val="right"/>
             </w:pPr>
             <w:r>
-              <w:t>4,610</w:t>
+              <w:t>4,704</w:t>
             </w:r>
           </w:p>
         </w:tc>
@@ -782,7 +782,7 @@
               <w:jc w:val="right"/>
             </w:pPr>
             <w:r>
-              <w:t>0,911</w:t>
+              <w:t>0,764</w:t>
             </w:r>
           </w:p>
         </w:tc>
@@ -805,7 +805,7 @@
               <w:jc w:val="right"/>
             </w:pPr>
             <w:r>
-              <w:t>4,284</w:t>
+              <w:t>4,318</w:t>
             </w:r>
           </w:p>
         </w:tc>
@@ -821,7 +821,7 @@
         <w:rPr>
           <w:b/>
         </w:rPr>
-        <w:t>Итого за сутки: 70,038 МВт·ч.</w:t>
+        <w:t>Итого за сутки: 70,464 МВт·ч.</w:t>
       </w:r>
     </w:p>
     <w:p>
@@ -834,7 +834,7 @@
     </w:p>
     <w:p>
       <w:r>
-        <w:t>Прогноз 4845bdb3bda6, сформирован 10.02.2026 05:00 (Астана); модель windcast-0.1.0-cascade+direct; погода: Open-Meteo Previous Runs: ECMWF IFS, ECMWF AIFS, ICON, GFS, UKMO, GEM, CMA, выпуск 2026-02-09 18:00:00 UTC.</w:t>
+        <w:t>Прогноз 7b49cf75163c, сформирован 10.02.2026 05:00 (Астана); модель windcast-0.1.0-cascade+cqr; погода: Open-Meteo Previous Runs: ECMWF IFS, ECMWF AIFS, ICON, GFS, UKMO, GEM, CMA, выпуск 2026-02-09 18:00:00 UTC.</w:t>
       </w:r>
     </w:p>
     <w:tbl>
@@ -940,7 +940,7 @@
           </w:tcPr>
           <w:p>
             <w:r>
-              <w:t>4,146</w:t>
+              <w:t>4,204</w:t>
             </w:r>
           </w:p>
         </w:tc>
@@ -950,7 +950,7 @@
           </w:tcPr>
           <w:p>
             <w:r>
-              <w:t>4,801</w:t>
+              <w:t>4,852</w:t>
             </w:r>
           </w:p>
         </w:tc>
@@ -960,7 +960,7 @@
           </w:tcPr>
           <w:p>
             <w:r>
-              <w:t>4,986</w:t>
+              <w:t>4,958</w:t>
             </w:r>
           </w:p>
         </w:tc>
@@ -1002,7 +1002,7 @@
           </w:tcPr>
           <w:p>
             <w:r>
-              <w:t>3,331</w:t>
+              <w:t>3,478</w:t>
             </w:r>
           </w:p>
         </w:tc>
@@ -1012,7 +1012,7 @@
           </w:tcPr>
           <w:p>
             <w:r>
-              <w:t>4,820</w:t>
+              <w:t>4,851</w:t>
             </w:r>
           </w:p>
         </w:tc>
@@ -1022,7 +1022,7 @@
           </w:tcPr>
           <w:p>
             <w:r>
-              <w:t>4,989</w:t>
+              <w:t>4,998</w:t>
             </w:r>
           </w:p>
         </w:tc>
@@ -1064,7 +1064,7 @@
           </w:tcPr>
           <w:p>
             <w:r>
-              <w:t>2,517</w:t>
+              <w:t>2,699</w:t>
             </w:r>
           </w:p>
         </w:tc>
@@ -1074,7 +1074,7 @@
           </w:tcPr>
           <w:p>
             <w:r>
-              <w:t>4,763</w:t>
+              <w:t>4,813</w:t>
             </w:r>
           </w:p>
         </w:tc>
@@ -1084,7 +1084,7 @@
           </w:tcPr>
           <w:p>
             <w:r>
-              <w:t>4,984</w:t>
+              <w:t>4,994</w:t>
             </w:r>
           </w:p>
         </w:tc>
@@ -1126,7 +1126,7 @@
           </w:tcPr>
           <w:p>
             <w:r>
-              <w:t>0,941</w:t>
+              <w:t>0,839</w:t>
             </w:r>
           </w:p>
         </w:tc>
@@ -1136,7 +1136,7 @@
           </w:tcPr>
           <w:p>
             <w:r>
-              <w:t>4,051</w:t>
+              <w:t>4,062</w:t>
             </w:r>
           </w:p>
         </w:tc>
@@ -1146,7 +1146,7 @@
           </w:tcPr>
           <w:p>
             <w:r>
-              <w:t>4,970</w:t>
+              <w:t>5,000</w:t>
             </w:r>
           </w:p>
         </w:tc>
@@ -1188,7 +1188,7 @@
           </w:tcPr>
           <w:p>
             <w:r>
-              <w:t>0,320</w:t>
+              <w:t>0,188</w:t>
             </w:r>
           </w:p>
         </w:tc>
@@ -1198,7 +1198,7 @@
           </w:tcPr>
           <w:p>
             <w:r>
-              <w:t>3,093</w:t>
+              <w:t>3,097</w:t>
             </w:r>
           </w:p>
         </w:tc>
@@ -1208,7 +1208,7 @@
           </w:tcPr>
           <w:p>
             <w:r>
-              <w:t>4,960</w:t>
+              <w:t>5,000</w:t>
             </w:r>
           </w:p>
         </w:tc>
@@ -1250,7 +1250,7 @@
           </w:tcPr>
           <w:p>
             <w:r>
-              <w:t>0,111</w:t>
+              <w:t>0,029</w:t>
             </w:r>
           </w:p>
         </w:tc>
@@ -1260,7 +1260,7 @@
           </w:tcPr>
           <w:p>
             <w:r>
-              <w:t>1,766</w:t>
+              <w:t>1,682</w:t>
             </w:r>
           </w:p>
         </w:tc>
@@ -1270,7 +1270,7 @@
           </w:tcPr>
           <w:p>
             <w:r>
-              <w:t>4,655</w:t>
+              <w:t>4,767</w:t>
             </w:r>
           </w:p>
         </w:tc>
@@ -1312,7 +1312,7 @@
           </w:tcPr>
           <w:p>
             <w:r>
-              <w:t>0,003</w:t>
+              <w:t>0,000</w:t>
             </w:r>
           </w:p>
         </w:tc>
@@ -1322,7 +1322,7 @@
           </w:tcPr>
           <w:p>
             <w:r>
-              <w:t>0,359</w:t>
+              <w:t>0,350</w:t>
             </w:r>
           </w:p>
         </w:tc>
@@ -1332,7 +1332,7 @@
           </w:tcPr>
           <w:p>
             <w:r>
-              <w:t>2,860</w:t>
+              <w:t>2,904</w:t>
             </w:r>
           </w:p>
         </w:tc>
@@ -1374,7 +1374,7 @@
           </w:tcPr>
           <w:p>
             <w:r>
-              <w:t>0,005</w:t>
+              <w:t>0,008</w:t>
             </w:r>
           </w:p>
         </w:tc>
@@ -1384,7 +1384,7 @@
           </w:tcPr>
           <w:p>
             <w:r>
-              <w:t>0,223</w:t>
+              <w:t>0,193</w:t>
             </w:r>
           </w:p>
         </w:tc>
@@ -1394,7 +1394,7 @@
           </w:tcPr>
           <w:p>
             <w:r>
-              <w:t>2,097</w:t>
+              <w:t>2,173</w:t>
             </w:r>
           </w:p>
         </w:tc>
@@ -1436,7 +1436,7 @@
           </w:tcPr>
           <w:p>
             <w:r>
-              <w:t>0,003</w:t>
+              <w:t>0,021</w:t>
             </w:r>
           </w:p>
         </w:tc>
@@ -1446,7 +1446,7 @@
           </w:tcPr>
           <w:p>
             <w:r>
-              <w:t>0,157</w:t>
+              <w:t>0,138</w:t>
             </w:r>
           </w:p>
         </w:tc>
@@ -1456,7 +1456,7 @@
           </w:tcPr>
           <w:p>
             <w:r>
-              <w:t>1,132</w:t>
+              <w:t>1,148</w:t>
             </w:r>
           </w:p>
         </w:tc>
@@ -1508,7 +1508,7 @@
           </w:tcPr>
           <w:p>
             <w:r>
-              <w:t>0,158</w:t>
+              <w:t>0,160</w:t>
             </w:r>
           </w:p>
         </w:tc>
@@ -1580,7 +1580,7 @@
           </w:tcPr>
           <w:p>
             <w:r>
-              <w:t>1,845</w:t>
+              <w:t>1,724</w:t>
             </w:r>
           </w:p>
         </w:tc>
@@ -1622,7 +1622,7 @@
           </w:tcPr>
           <w:p>
             <w:r>
-              <w:t>0,037</w:t>
+              <w:t>0,000</w:t>
             </w:r>
           </w:p>
         </w:tc>
@@ -1632,7 +1632,7 @@
           </w:tcPr>
           <w:p>
             <w:r>
-              <w:t>0,911</w:t>
+              <w:t>0,764</w:t>
             </w:r>
           </w:p>
         </w:tc>
@@ -1642,7 +1642,7 @@
           </w:tcPr>
           <w:p>
             <w:r>
-              <w:t>4,199</w:t>
+              <w:t>4,292</w:t>
             </w:r>
           </w:p>
         </w:tc>
@@ -1684,7 +1684,7 @@
           </w:tcPr>
           <w:p>
             <w:r>
-              <w:t>0,084</w:t>
+              <w:t>0,018</w:t>
             </w:r>
           </w:p>
         </w:tc>
@@ -1694,7 +1694,7 @@
           </w:tcPr>
           <w:p>
             <w:r>
-              <w:t>1,452</w:t>
+              <w:t>1,459</w:t>
             </w:r>
           </w:p>
         </w:tc>
@@ -1704,7 +1704,7 @@
           </w:tcPr>
           <w:p>
             <w:r>
-              <w:t>4,721</w:t>
+              <w:t>4,849</w:t>
             </w:r>
           </w:p>
         </w:tc>
@@ -1746,7 +1746,7 @@
           </w:tcPr>
           <w:p>
             <w:r>
-              <w:t>0,090</w:t>
+              <w:t>0,026</w:t>
             </w:r>
           </w:p>
         </w:tc>
@@ -1756,7 +1756,7 @@
           </w:tcPr>
           <w:p>
             <w:r>
-              <w:t>1,959</w:t>
+              <w:t>2,006</w:t>
             </w:r>
           </w:p>
         </w:tc>
@@ -1766,7 +1766,7 @@
           </w:tcPr>
           <w:p>
             <w:r>
-              <w:t>4,724</w:t>
+              <w:t>4,847</w:t>
             </w:r>
           </w:p>
         </w:tc>
@@ -1808,7 +1808,7 @@
           </w:tcPr>
           <w:p>
             <w:r>
-              <w:t>0,078</w:t>
+              <w:t>0,003</w:t>
             </w:r>
           </w:p>
         </w:tc>
@@ -1818,7 +1818,7 @@
           </w:tcPr>
           <w:p>
             <w:r>
-              <w:t>1,593</w:t>
+              <w:t>1,599</w:t>
             </w:r>
           </w:p>
         </w:tc>
@@ -1828,7 +1828,7 @@
           </w:tcPr>
           <w:p>
             <w:r>
-              <w:t>4,593</w:t>
+              <w:t>4,737</w:t>
             </w:r>
           </w:p>
         </w:tc>
@@ -1870,7 +1870,7 @@
           </w:tcPr>
           <w:p>
             <w:r>
-              <w:t>0,667</w:t>
+              <w:t>0,578</w:t>
             </w:r>
           </w:p>
         </w:tc>
@@ -1880,7 +1880,7 @@
           </w:tcPr>
           <w:p>
             <w:r>
-              <w:t>3,080</w:t>
+              <w:t>3,205</w:t>
             </w:r>
           </w:p>
         </w:tc>
@@ -1890,7 +1890,7 @@
           </w:tcPr>
           <w:p>
             <w:r>
-              <w:t>4,647</w:t>
+              <w:t>4,746</w:t>
             </w:r>
           </w:p>
         </w:tc>
@@ -1932,7 +1932,7 @@
           </w:tcPr>
           <w:p>
             <w:r>
-              <w:t>0,652</w:t>
+              <w:t>0,477</w:t>
             </w:r>
           </w:p>
         </w:tc>
@@ -1942,7 +1942,7 @@
           </w:tcPr>
           <w:p>
             <w:r>
-              <w:t>3,553</w:t>
+              <w:t>3,598</w:t>
             </w:r>
           </w:p>
         </w:tc>
@@ -1952,7 +1952,7 @@
           </w:tcPr>
           <w:p>
             <w:r>
-              <w:t>4,955</w:t>
+              <w:t>4,996</w:t>
             </w:r>
           </w:p>
         </w:tc>
@@ -1994,7 +1994,7 @@
           </w:tcPr>
           <w:p>
             <w:r>
-              <w:t>3,224</w:t>
+              <w:t>3,422</w:t>
             </w:r>
           </w:p>
         </w:tc>
@@ -2004,7 +2004,7 @@
           </w:tcPr>
           <w:p>
             <w:r>
-              <w:t>4,687</w:t>
+              <w:t>4,837</w:t>
             </w:r>
           </w:p>
         </w:tc>
@@ -2014,7 +2014,7 @@
           </w:tcPr>
           <w:p>
             <w:r>
-              <w:t>4,986</w:t>
+              <w:t>4,988</w:t>
             </w:r>
           </w:p>
         </w:tc>
@@ -2056,7 +2056,7 @@
           </w:tcPr>
           <w:p>
             <w:r>
-              <w:t>4,140</w:t>
+              <w:t>4,368</w:t>
             </w:r>
           </w:p>
         </w:tc>
@@ -2066,7 +2066,7 @@
           </w:tcPr>
           <w:p>
             <w:r>
-              <w:t>4,906</w:t>
+              <w:t>4,903</w:t>
             </w:r>
           </w:p>
         </w:tc>
@@ -2076,7 +2076,7 @@
           </w:tcPr>
           <w:p>
             <w:r>
-              <w:t>4,999</w:t>
+              <w:t>4,981</w:t>
             </w:r>
           </w:p>
         </w:tc>
@@ -2118,7 +2118,7 @@
           </w:tcPr>
           <w:p>
             <w:r>
-              <w:t>4,391</w:t>
+              <w:t>4,413</w:t>
             </w:r>
           </w:p>
         </w:tc>
@@ -2128,7 +2128,7 @@
           </w:tcPr>
           <w:p>
             <w:r>
-              <w:t>4,854</w:t>
+              <w:t>4,856</w:t>
             </w:r>
           </w:p>
         </w:tc>
@@ -2138,7 +2138,7 @@
           </w:tcPr>
           <w:p>
             <w:r>
-              <w:t>4,992</w:t>
+              <w:t>4,965</w:t>
             </w:r>
           </w:p>
         </w:tc>
@@ -2180,7 +2180,7 @@
           </w:tcPr>
           <w:p>
             <w:r>
-              <w:t>4,625</w:t>
+              <w:t>4,684</w:t>
             </w:r>
           </w:p>
         </w:tc>
@@ -2190,7 +2190,7 @@
           </w:tcPr>
           <w:p>
             <w:r>
-              <w:t>4,889</w:t>
+              <w:t>4,902</w:t>
             </w:r>
           </w:p>
         </w:tc>
@@ -2200,7 +2200,7 @@
           </w:tcPr>
           <w:p>
             <w:r>
-              <w:t>4,989</w:t>
+              <w:t>4,978</w:t>
             </w:r>
           </w:p>
         </w:tc>
@@ -2242,7 +2242,7 @@
           </w:tcPr>
           <w:p>
             <w:r>
-              <w:t>4,129</w:t>
+              <w:t>4,210</w:t>
             </w:r>
           </w:p>
         </w:tc>
@@ -2252,7 +2252,7 @@
           </w:tcPr>
           <w:p>
             <w:r>
-              <w:t>4,842</w:t>
+              <w:t>4,888</w:t>
             </w:r>
           </w:p>
         </w:tc>
@@ -2262,7 +2262,7 @@
           </w:tcPr>
           <w:p>
             <w:r>
-              <w:t>4,992</w:t>
+              <w:t>4,984</w:t>
             </w:r>
           </w:p>
         </w:tc>
@@ -2304,7 +2304,7 @@
           </w:tcPr>
           <w:p>
             <w:r>
-              <w:t>3,567</w:t>
+              <w:t>3,639</w:t>
             </w:r>
           </w:p>
         </w:tc>
@@ -2314,7 +2314,7 @@
           </w:tcPr>
           <w:p>
             <w:r>
-              <w:t>4,610</w:t>
+              <w:t>4,704</w:t>
             </w:r>
           </w:p>
         </w:tc>
@@ -2324,7 +2324,7 @@
           </w:tcPr>
           <w:p>
             <w:r>
-              <w:t>4,987</w:t>
+              <w:t>4,995</w:t>
             </w:r>
           </w:p>
         </w:tc>
@@ -2366,7 +2366,7 @@
           </w:tcPr>
           <w:p>
             <w:r>
-              <w:t>2,683</w:t>
+              <w:t>2,761</w:t>
             </w:r>
           </w:p>
         </w:tc>
@@ -2376,7 +2376,7 @@
           </w:tcPr>
           <w:p>
             <w:r>
-              <w:t>4,284</w:t>
+              <w:t>4,318</w:t>
             </w:r>
           </w:p>
         </w:tc>
@@ -2386,7 +2386,7 @@
           </w:tcPr>
           <w:p>
             <w:r>
-              <w:t>4,983</w:t>
+              <w:t>4,982</w:t>
             </w:r>
           </w:p>
         </w:tc>
@@ -2431,7 +2431,7 @@
         <w:pStyle w:val="ListBullet"/>
       </w:pPr>
       <w:r>
-        <w:t>резкий спад на 3.69 МВт за 3 ч к 06:00</w:t>
+        <w:t>резкий спад на 3.71 МВт за 3 ч к 06:00</w:t>
       </w:r>
     </w:p>
     <w:p>
@@ -2439,7 +2439,7 @@
         <w:pStyle w:val="ListBullet"/>
       </w:pPr>
       <w:r>
-        <w:t>резкий рост на 1.73 МВт за 3 ч к 13:00</w:t>
+        <w:t>резкий рост на 1.78 МВт за 3 ч к 13:00</w:t>
       </w:r>
     </w:p>
     <w:p>
@@ -2447,7 +2447,7 @@
         <w:pStyle w:val="ListBullet"/>
       </w:pPr>
       <w:r>
-        <w:t>резкий рост на 3.09 МВт за 3 ч к 17:00</w:t>
+        <w:t>резкий рост на 3.24 МВт за 3 ч к 17:00</w:t>
       </w:r>
     </w:p>
     <w:p>
@@ -2455,7 +2455,7 @@
         <w:pStyle w:val="ListBullet"/>
       </w:pPr>
       <w:r>
-        <w:t>низкая уверенность в 12 ч (коридор P10–P90 шире 45% установленной мощности)</w:t>
+        <w:t>низкая уверенность в 11 ч (коридор P10–P90 шире 45% установленной мощности)</w:t>
       </w:r>
     </w:p>
     <w:p>
@@ -2564,6 +2564,130 @@
           </w:tcPr>
           <w:p>
             <w:r>
+              <w:t>05:00</w:t>
+            </w:r>
+          </w:p>
+        </w:tc>
+        <w:tc>
+          <w:tcPr>
+            <w:tcW w:type="dxa" w:w="1440"/>
+          </w:tcPr>
+          <w:p>
+            <w:r>
+              <w:t>вниз</w:t>
+            </w:r>
+          </w:p>
+        </w:tc>
+        <w:tc>
+          <w:tcPr>
+            <w:tcW w:type="dxa" w:w="1440"/>
+          </w:tcPr>
+          <w:p>
+            <w:r>
+              <w:t>0,514</w:t>
+            </w:r>
+          </w:p>
+        </w:tc>
+        <w:tc>
+          <w:tcPr>
+            <w:tcW w:type="dxa" w:w="1440"/>
+          </w:tcPr>
+          <w:p>
+            <w:r>
+              <w:t>3,097 → 2,583</w:t>
+            </w:r>
+          </w:p>
+        </w:tc>
+        <w:tc>
+          <w:tcPr>
+            <w:tcW w:type="dxa" w:w="1440"/>
+          </w:tcPr>
+          <w:p>
+            <w:r>
+              <w:t>11.02 02:00</w:t>
+            </w:r>
+          </w:p>
+        </w:tc>
+      </w:tr>
+      <w:tr>
+        <w:tc>
+          <w:tcPr>
+            <w:tcW w:type="dxa" w:w="1440"/>
+          </w:tcPr>
+          <w:p>
+            <w:r>
+              <w:t>10.02 23:00</w:t>
+            </w:r>
+          </w:p>
+        </w:tc>
+        <w:tc>
+          <w:tcPr>
+            <w:tcW w:type="dxa" w:w="1440"/>
+          </w:tcPr>
+          <w:p>
+            <w:r>
+              <w:t>12:00</w:t>
+            </w:r>
+          </w:p>
+        </w:tc>
+        <w:tc>
+          <w:tcPr>
+            <w:tcW w:type="dxa" w:w="1440"/>
+          </w:tcPr>
+          <w:p>
+            <w:r>
+              <w:t>вверх</w:t>
+            </w:r>
+          </w:p>
+        </w:tc>
+        <w:tc>
+          <w:tcPr>
+            <w:tcW w:type="dxa" w:w="1440"/>
+          </w:tcPr>
+          <w:p>
+            <w:r>
+              <w:t>0,529</w:t>
+            </w:r>
+          </w:p>
+        </w:tc>
+        <w:tc>
+          <w:tcPr>
+            <w:tcW w:type="dxa" w:w="1440"/>
+          </w:tcPr>
+          <w:p>
+            <w:r>
+              <w:t>0,764 → 1,293</w:t>
+            </w:r>
+          </w:p>
+        </w:tc>
+        <w:tc>
+          <w:tcPr>
+            <w:tcW w:type="dxa" w:w="1440"/>
+          </w:tcPr>
+          <w:p>
+            <w:r>
+              <w:t>11.02 09:00</w:t>
+            </w:r>
+          </w:p>
+        </w:tc>
+      </w:tr>
+      <w:tr>
+        <w:tc>
+          <w:tcPr>
+            <w:tcW w:type="dxa" w:w="1440"/>
+          </w:tcPr>
+          <w:p>
+            <w:r>
+              <w:t>10.02 23:00</w:t>
+            </w:r>
+          </w:p>
+        </w:tc>
+        <w:tc>
+          <w:tcPr>
+            <w:tcW w:type="dxa" w:w="1440"/>
+          </w:tcPr>
+          <w:p>
+            <w:r>
               <w:t>14:00</w:t>
             </w:r>
           </w:p>
@@ -2584,7 +2708,7 @@
           </w:tcPr>
           <w:p>
             <w:r>
-              <w:t>1,213</w:t>
+              <w:t>1,304</w:t>
             </w:r>
           </w:p>
         </w:tc>
@@ -2594,7 +2718,7 @@
           </w:tcPr>
           <w:p>
             <w:r>
-              <w:t>1,959 → 0,746</w:t>
+              <w:t>2,006 → 0,702</w:t>
             </w:r>
           </w:p>
         </w:tc>
@@ -2646,7 +2770,7 @@
           </w:tcPr>
           <w:p>
             <w:r>
-              <w:t>0,831</w:t>
+              <w:t>0,833</w:t>
             </w:r>
           </w:p>
         </w:tc>
@@ -2656,7 +2780,7 @@
           </w:tcPr>
           <w:p>
             <w:r>
-              <w:t>1,593 → 0,762</w:t>
+              <w:t>1,599 → 0,766</w:t>
             </w:r>
           </w:p>
         </w:tc>
@@ -2708,7 +2832,7 @@
           </w:tcPr>
           <w:p>
             <w:r>
-              <w:t>1,231</w:t>
+              <w:t>1,324</w:t>
             </w:r>
           </w:p>
         </w:tc>
@@ -2718,7 +2842,7 @@
           </w:tcPr>
           <w:p>
             <w:r>
-              <w:t>3,080 → 1,849</w:t>
+              <w:t>3,205 → 1,881</w:t>
             </w:r>
           </w:p>
         </w:tc>
@@ -2750,7 +2874,7 @@
           </w:tcPr>
           <w:p>
             <w:r>
-              <w:t>12:00</w:t>
+              <w:t>17:00</w:t>
             </w:r>
           </w:p>
         </w:tc>
@@ -2760,7 +2884,7 @@
           </w:tcPr>
           <w:p>
             <w:r>
-              <w:t>вверх</w:t>
+              <w:t>вниз</w:t>
             </w:r>
           </w:p>
         </w:tc>
@@ -2770,7 +2894,7 @@
           </w:tcPr>
           <w:p>
             <w:r>
-              <w:t>0,563</w:t>
+              <w:t>0,566</w:t>
             </w:r>
           </w:p>
         </w:tc>
@@ -2780,7 +2904,7 @@
           </w:tcPr>
           <w:p>
             <w:r>
-              <w:t>0,911 → 1,474</w:t>
+              <w:t>3,598 → 3,032</w:t>
             </w:r>
           </w:p>
         </w:tc>
@@ -2790,7 +2914,7 @@
           </w:tcPr>
           <w:p>
             <w:r>
-              <w:t>11.02 09:00</w:t>
+              <w:t>11.02 14:00</w:t>
             </w:r>
           </w:p>
         </w:tc>
@@ -2832,7 +2956,7 @@
           </w:tcPr>
           <w:p>
             <w:r>
-              <w:t>0,521</w:t>
+              <w:t>0,552</w:t>
             </w:r>
           </w:p>
         </w:tc>
@@ -2842,7 +2966,7 @@
           </w:tcPr>
           <w:p>
             <w:r>
-              <w:t>4,284 → 3,763</w:t>
+              <w:t>4,318 → 3,766</w:t>
             </w:r>
           </w:p>
         </w:tc>
